--- a/Reinforcement learning/核心公式说明.docx
+++ b/Reinforcement learning/核心公式说明.docx
@@ -71,6 +71,9 @@
       <w:pPr>
         <w:pStyle w:val="a9"/>
         <w:ind w:left="360"/>
+        <w:rPr>
+          <w:rFonts w:hint="eastAsia"/>
+        </w:rPr>
       </w:pPr>
       <w:r>
         <w:rPr>
@@ -199,19 +202,7 @@
         <w:rPr>
           <w:rFonts w:hint="eastAsia"/>
         </w:rPr>
-        <w:t>model free</w:t>
-      </w:r>
-      <w:r>
-        <w:rPr>
-          <w:rFonts w:hint="eastAsia"/>
-        </w:rPr>
-        <w:t>与</w:t>
-      </w:r>
-      <w:r>
-        <w:rPr>
-          <w:rFonts w:hint="eastAsia"/>
-        </w:rPr>
-        <w:t xml:space="preserve">model </w:t>
+        <w:t xml:space="preserve">model free </w:t>
       </w:r>
     </w:p>
     <w:p>
@@ -244,9 +235,9 @@
             <o:lock v:ext="edit" aspectratio="t"/>
           </v:shapetype>
           <v:shape id="_x0000_i1025" type="#_x0000_t75" style="width:9.1pt;height:14.15pt" o:ole="">
-            <v:imagedata r:id="rId5" o:title=""/>
+            <v:imagedata r:id="rId8" o:title=""/>
           </v:shape>
-          <o:OLEObject Type="Embed" ProgID="Equation.DSMT4" ShapeID="_x0000_i1025" DrawAspect="Content" ObjectID="_1837660997" r:id="rId6"/>
+          <o:OLEObject Type="Embed" ProgID="Equation.DSMT4" ShapeID="_x0000_i1025" DrawAspect="Content" ObjectID="_1837842378" r:id="rId9"/>
         </w:object>
       </w:r>
       <w:r>
@@ -255,9 +246,9 @@
         </w:rPr>
         <w:object w:dxaOrig="2120" w:dyaOrig="360" w14:anchorId="3C30CD4A">
           <v:shape id="_x0000_i1026" type="#_x0000_t75" style="width:106.2pt;height:18.25pt" o:ole="">
-            <v:imagedata r:id="rId7" o:title=""/>
+            <v:imagedata r:id="rId10" o:title=""/>
           </v:shape>
-          <o:OLEObject Type="Embed" ProgID="Equation.DSMT4" ShapeID="_x0000_i1026" DrawAspect="Content" ObjectID="_1837660998" r:id="rId8"/>
+          <o:OLEObject Type="Embed" ProgID="Equation.DSMT4" ShapeID="_x0000_i1026" DrawAspect="Content" ObjectID="_1837842379" r:id="rId11"/>
         </w:object>
       </w:r>
     </w:p>
@@ -272,10 +263,122 @@
         </w:rPr>
         <w:object w:dxaOrig="3019" w:dyaOrig="360" w14:anchorId="36AC3EF6">
           <v:shape id="_x0000_i1027" type="#_x0000_t75" style="width:150.85pt;height:18.25pt" o:ole="">
-            <v:imagedata r:id="rId9" o:title=""/>
+            <v:imagedata r:id="rId12" o:title=""/>
           </v:shape>
-          <o:OLEObject Type="Embed" ProgID="Equation.DSMT4" ShapeID="_x0000_i1027" DrawAspect="Content" ObjectID="_1837660999" r:id="rId10"/>
+          <o:OLEObject Type="Embed" ProgID="Equation.DSMT4" ShapeID="_x0000_i1027" DrawAspect="Content" ObjectID="_1837842380" r:id="rId13"/>
         </w:object>
+      </w:r>
+    </w:p>
+    <w:p>
+      <w:pPr>
+        <w:pStyle w:val="a9"/>
+        <w:ind w:left="360"/>
+        <w:rPr>
+          <w:rFonts w:hint="eastAsia"/>
+        </w:rPr>
+      </w:pPr>
+      <w:r>
+        <w:rPr>
+          <w:rFonts w:hint="eastAsia"/>
+        </w:rPr>
+        <w:t>(</w:t>
+      </w:r>
+      <w:r>
+        <w:rPr>
+          <w:rFonts w:hint="eastAsia"/>
+          <w:color w:val="C00000"/>
+        </w:rPr>
+        <w:t>注：</w:t>
+      </w:r>
+      <w:r>
+        <w:rPr>
+          <w:rFonts w:hint="eastAsia"/>
+        </w:rPr>
+        <w:t>这个公式的</w:t>
+      </w:r>
+      <w:r>
+        <w:rPr>
+          <w:rFonts w:hint="eastAsia"/>
+        </w:rPr>
+        <w:t xml:space="preserve">action value </w:t>
+      </w:r>
+      <w:r>
+        <w:rPr>
+          <w:rFonts w:hint="eastAsia"/>
+        </w:rPr>
+        <w:t>即从</w:t>
+      </w:r>
+      <w:r>
+        <w:rPr>
+          <w:rFonts w:hint="eastAsia"/>
+        </w:rPr>
+        <w:t>S</w:t>
+      </w:r>
+      <w:r>
+        <w:rPr>
+          <w:rFonts w:hint="eastAsia"/>
+        </w:rPr>
+        <w:t>出发，通过</w:t>
+      </w:r>
+      <w:r>
+        <w:rPr>
+          <w:rFonts w:hint="eastAsia"/>
+        </w:rPr>
+        <w:t>a</w:t>
+      </w:r>
+      <w:r>
+        <w:rPr>
+          <w:rFonts w:hint="eastAsia"/>
+        </w:rPr>
+        <w:t>后续得到的所有</w:t>
+      </w:r>
+      <w:r>
+        <w:rPr>
+          <w:rFonts w:hint="eastAsia"/>
+        </w:rPr>
+        <w:t>trajectory</w:t>
+      </w:r>
+      <w:r>
+        <w:rPr>
+          <w:rFonts w:hint="eastAsia"/>
+        </w:rPr>
+        <w:t>的平均，同样</w:t>
+      </w:r>
+      <w:r>
+        <w:rPr>
+          <w:rFonts w:hint="eastAsia"/>
+        </w:rPr>
+        <w:t>state value</w:t>
+      </w:r>
+      <w:r>
+        <w:rPr>
+          <w:rFonts w:hint="eastAsia"/>
+        </w:rPr>
+        <w:t>只是不固定</w:t>
+      </w:r>
+      <w:r>
+        <w:rPr>
+          <w:rFonts w:hint="eastAsia"/>
+        </w:rPr>
+        <w:t>t</w:t>
+      </w:r>
+      <w:r>
+        <w:rPr>
+          <w:rFonts w:hint="eastAsia"/>
+        </w:rPr>
+        <w:t>时刻的</w:t>
+      </w:r>
+      <w:r>
+        <w:rPr>
+          <w:rFonts w:hint="eastAsia"/>
+        </w:rPr>
+        <w:t>action</w:t>
+      </w:r>
+      <w:r>
+        <w:rPr>
+          <w:rFonts w:hint="eastAsia"/>
+        </w:rPr>
+        <w:t>)</w:t>
       </w:r>
     </w:p>
     <w:p>
@@ -342,9 +445,9 @@
         </w:rPr>
         <w:object w:dxaOrig="4380" w:dyaOrig="560" w14:anchorId="073BFA8F">
           <v:shape id="_x0000_i1028" type="#_x0000_t75" style="width:219.2pt;height:27.8pt" o:ole="">
-            <v:imagedata r:id="rId11" o:title=""/>
+            <v:imagedata r:id="rId14" o:title=""/>
           </v:shape>
-          <o:OLEObject Type="Embed" ProgID="Equation.DSMT4" ShapeID="_x0000_i1028" DrawAspect="Content" ObjectID="_1837661000" r:id="rId12"/>
+          <o:OLEObject Type="Embed" ProgID="Equation.DSMT4" ShapeID="_x0000_i1028" DrawAspect="Content" ObjectID="_1837842381" r:id="rId15"/>
         </w:object>
       </w:r>
     </w:p>
@@ -359,9 +462,9 @@
         </w:rPr>
         <w:object w:dxaOrig="5060" w:dyaOrig="720" w14:anchorId="1FA3798E">
           <v:shape id="_x0000_i1029" type="#_x0000_t75" style="width:252.9pt;height:36pt" o:ole="">
-            <v:imagedata r:id="rId13" o:title=""/>
+            <v:imagedata r:id="rId16" o:title=""/>
           </v:shape>
-          <o:OLEObject Type="Embed" ProgID="Equation.DSMT4" ShapeID="_x0000_i1029" DrawAspect="Content" ObjectID="_1837661001" r:id="rId14"/>
+          <o:OLEObject Type="Embed" ProgID="Equation.DSMT4" ShapeID="_x0000_i1029" DrawAspect="Content" ObjectID="_1837842382" r:id="rId17"/>
         </w:object>
       </w:r>
     </w:p>
@@ -499,7 +602,37 @@
         <w:rPr>
           <w:rFonts w:hint="eastAsia"/>
         </w:rPr>
-        <w:t>注：用于</w:t>
+        <w:t>注：</w:t>
+      </w:r>
+      <w:r>
+        <w:rPr>
+          <w:rFonts w:hint="eastAsia"/>
+        </w:rPr>
+        <w:t>action value</w:t>
+      </w:r>
+      <w:r>
+        <w:rPr>
+          <w:rFonts w:hint="eastAsia"/>
+        </w:rPr>
+        <w:t>用于判断</w:t>
+      </w:r>
+      <w:r>
+        <w:rPr>
+          <w:rFonts w:hint="eastAsia"/>
+        </w:rPr>
+        <w:t>policy</w:t>
+      </w:r>
+      <w:r>
+        <w:rPr>
+          <w:rFonts w:hint="eastAsia"/>
+        </w:rPr>
+        <w:t>，</w:t>
+      </w:r>
+      <w:r>
+        <w:rPr>
+          <w:rFonts w:hint="eastAsia"/>
+        </w:rPr>
+        <w:t>用于</w:t>
       </w:r>
       <w:r>
         <w:rPr>
@@ -548,6 +681,9 @@
       <w:pPr>
         <w:pStyle w:val="a9"/>
         <w:ind w:left="360" w:firstLineChars="800" w:firstLine="2240"/>
+        <w:rPr>
+          <w:rFonts w:hint="eastAsia"/>
+        </w:rPr>
       </w:pPr>
       <w:r>
         <w:rPr>
@@ -555,9 +691,9 @@
         </w:rPr>
         <w:object w:dxaOrig="3739" w:dyaOrig="1960" w14:anchorId="63B53E2B">
           <v:shape id="_x0000_i1030" type="#_x0000_t75" style="width:186.85pt;height:97.95pt" o:ole="">
-            <v:imagedata r:id="rId15" o:title=""/>
+            <v:imagedata r:id="rId18" o:title=""/>
           </v:shape>
-          <o:OLEObject Type="Embed" ProgID="Equation.DSMT4" ShapeID="_x0000_i1030" DrawAspect="Content" ObjectID="_1837661002" r:id="rId16"/>
+          <o:OLEObject Type="Embed" ProgID="Equation.DSMT4" ShapeID="_x0000_i1030" DrawAspect="Content" ObjectID="_1837842383" r:id="rId19"/>
         </w:object>
       </w:r>
     </w:p>
@@ -611,9 +747,9 @@
         </w:rPr>
         <w:object w:dxaOrig="3320" w:dyaOrig="360" w14:anchorId="2C5361C7">
           <v:shape id="_x0000_i1031" type="#_x0000_t75" style="width:165.85pt;height:18.25pt" o:ole="">
-            <v:imagedata r:id="rId17" o:title=""/>
+            <v:imagedata r:id="rId20" o:title=""/>
           </v:shape>
-          <o:OLEObject Type="Embed" ProgID="Equation.DSMT4" ShapeID="_x0000_i1031" DrawAspect="Content" ObjectID="_1837661003" r:id="rId18"/>
+          <o:OLEObject Type="Embed" ProgID="Equation.DSMT4" ShapeID="_x0000_i1031" DrawAspect="Content" ObjectID="_1837842384" r:id="rId21"/>
         </w:object>
       </w:r>
     </w:p>
@@ -628,9 +764,9 @@
         </w:rPr>
         <w:object w:dxaOrig="4220" w:dyaOrig="360" w14:anchorId="20D2BAD9">
           <v:shape id="_x0000_i1032" type="#_x0000_t75" style="width:211pt;height:18.25pt" o:ole="">
-            <v:imagedata r:id="rId19" o:title=""/>
+            <v:imagedata r:id="rId22" o:title=""/>
           </v:shape>
-          <o:OLEObject Type="Embed" ProgID="Equation.DSMT4" ShapeID="_x0000_i1032" DrawAspect="Content" ObjectID="_1837661004" r:id="rId20"/>
+          <o:OLEObject Type="Embed" ProgID="Equation.DSMT4" ShapeID="_x0000_i1032" DrawAspect="Content" ObjectID="_1837842385" r:id="rId23"/>
         </w:object>
       </w:r>
     </w:p>
@@ -646,7 +782,6 @@
         <w:rPr>
           <w:rFonts w:hint="eastAsia"/>
         </w:rPr>
-        <w:lastRenderedPageBreak/>
         <w:t>但是</w:t>
       </w:r>
       <w:r>
@@ -703,9 +838,9 @@
         </w:rPr>
         <w:object w:dxaOrig="4500" w:dyaOrig="400" w14:anchorId="0DCAE85D">
           <v:shape id="_x0000_i1033" type="#_x0000_t75" style="width:225.1pt;height:20.05pt" o:ole="">
-            <v:imagedata r:id="rId21" o:title=""/>
+            <v:imagedata r:id="rId24" o:title=""/>
           </v:shape>
-          <o:OLEObject Type="Embed" ProgID="Equation.DSMT4" ShapeID="_x0000_i1033" DrawAspect="Content" ObjectID="_1837661005" r:id="rId22"/>
+          <o:OLEObject Type="Embed" ProgID="Equation.DSMT4" ShapeID="_x0000_i1033" DrawAspect="Content" ObjectID="_1837842386" r:id="rId25"/>
         </w:object>
       </w:r>
     </w:p>
@@ -721,6 +856,36 @@
           <w:rFonts w:hint="eastAsia"/>
         </w:rPr>
         <w:t>注：通过未来去修正现在</w:t>
+      </w:r>
+      <w:r>
+        <w:rPr>
+          <w:rFonts w:hint="eastAsia"/>
+        </w:rPr>
+        <w:t>,</w:t>
+      </w:r>
+      <w:r>
+        <w:rPr>
+          <w:rFonts w:hint="eastAsia"/>
+        </w:rPr>
+        <w:t>但是</w:t>
+      </w:r>
+      <w:r>
+        <w:rPr>
+          <w:rFonts w:hint="eastAsia"/>
+        </w:rPr>
+        <w:t>TD</w:t>
+      </w:r>
+      <w:r>
+        <w:rPr>
+          <w:rFonts w:hint="eastAsia"/>
+        </w:rPr>
+        <w:t>无法更新策略，因此引入下面的</w:t>
+      </w:r>
+      <w:r>
+        <w:rPr>
+          <w:rFonts w:hint="eastAsia"/>
+        </w:rPr>
+        <w:t>SARSA</w:t>
       </w:r>
       <w:r>
         <w:rPr>
@@ -748,7 +913,19 @@
         <w:rPr>
           <w:rFonts w:hint="eastAsia"/>
         </w:rPr>
-        <w:t>SARA</w:t>
+        <w:t>SAR</w:t>
+      </w:r>
+      <w:r>
+        <w:rPr>
+          <w:rFonts w:hint="eastAsia"/>
+        </w:rPr>
+        <w:t>S</w:t>
+      </w:r>
+      <w:r>
+        <w:rPr>
+          <w:rFonts w:hint="eastAsia"/>
+        </w:rPr>
+        <w:t>A</w:t>
       </w:r>
       <w:r>
         <w:rPr>
@@ -804,15 +981,18 @@
         </w:rPr>
         <w:object w:dxaOrig="6200" w:dyaOrig="400" w14:anchorId="024BF0CD">
           <v:shape id="_x0000_i1034" type="#_x0000_t75" style="width:309.85pt;height:20.05pt" o:ole="">
-            <v:imagedata r:id="rId23" o:title=""/>
+            <v:imagedata r:id="rId26" o:title=""/>
           </v:shape>
-          <o:OLEObject Type="Embed" ProgID="Equation.DSMT4" ShapeID="_x0000_i1034" DrawAspect="Content" ObjectID="_1837661006" r:id="rId24"/>
+          <o:OLEObject Type="Embed" ProgID="Equation.DSMT4" ShapeID="_x0000_i1034" DrawAspect="Content" ObjectID="_1837842387" r:id="rId27"/>
         </w:object>
       </w:r>
     </w:p>
     <w:p>
       <w:pPr>
         <w:ind w:left="560" w:hangingChars="200" w:hanging="560"/>
+        <w:rPr>
+          <w:rFonts w:hint="eastAsia"/>
+        </w:rPr>
       </w:pPr>
       <w:r>
         <w:rPr>
@@ -957,9 +1137,9 @@
         </w:rPr>
         <w:object w:dxaOrig="499" w:dyaOrig="360" w14:anchorId="47A5E911">
           <v:shape id="_x0000_i1035" type="#_x0000_t75" style="width:25.05pt;height:18.25pt" o:ole="">
-            <v:imagedata r:id="rId25" o:title=""/>
+            <v:imagedata r:id="rId28" o:title=""/>
           </v:shape>
-          <o:OLEObject Type="Embed" ProgID="Equation.DSMT4" ShapeID="_x0000_i1035" DrawAspect="Content" ObjectID="_1837661007" r:id="rId26"/>
+          <o:OLEObject Type="Embed" ProgID="Equation.DSMT4" ShapeID="_x0000_i1035" DrawAspect="Content" ObjectID="_1837842388" r:id="rId29"/>
         </w:object>
       </w:r>
       <w:r>
@@ -1001,11 +1181,6 @@
         </w:rPr>
         <w:t>)</w:t>
       </w:r>
-    </w:p>
-    <w:p>
-      <w:pPr>
-        <w:ind w:left="560" w:hangingChars="200" w:hanging="560"/>
-      </w:pPr>
     </w:p>
     <w:p>
       <w:pPr>
@@ -1017,9 +1192,9 @@
         </w:rPr>
         <w:object w:dxaOrig="4800" w:dyaOrig="1400" w14:anchorId="5A810F1A">
           <v:shape id="_x0000_i1036" type="#_x0000_t75" style="width:240.15pt;height:70.2pt" o:ole="">
-            <v:imagedata r:id="rId27" o:title=""/>
+            <v:imagedata r:id="rId30" o:title=""/>
           </v:shape>
-          <o:OLEObject Type="Embed" ProgID="Equation.DSMT4" ShapeID="_x0000_i1036" DrawAspect="Content" ObjectID="_1837661008" r:id="rId28"/>
+          <o:OLEObject Type="Embed" ProgID="Equation.DSMT4" ShapeID="_x0000_i1036" DrawAspect="Content" ObjectID="_1837842389" r:id="rId31"/>
         </w:object>
       </w:r>
     </w:p>
@@ -1048,6 +1223,7 @@
         <w:rPr>
           <w:rFonts w:hint="eastAsia"/>
         </w:rPr>
+        <w:lastRenderedPageBreak/>
         <w:t>(</w:t>
       </w:r>
       <w:r>
@@ -1121,14 +1297,7 @@
         <w:rPr>
           <w:rFonts w:hint="eastAsia"/>
         </w:rPr>
-        <w:t>，因为</w:t>
-      </w:r>
-      <w:r>
-        <w:rPr>
-          <w:rFonts w:hint="eastAsia"/>
-        </w:rPr>
-        <w:lastRenderedPageBreak/>
-        <w:t>这样有可能陷入局部最优</w:t>
+        <w:t>，因为这样有可能陷入局部最优</w:t>
       </w:r>
       <w:r>
         <w:rPr>
@@ -1158,7 +1327,7 @@
                     <pic:cNvPicPr/>
                   </pic:nvPicPr>
                   <pic:blipFill>
-                    <a:blip r:embed="rId29"/>
+                    <a:blip r:embed="rId32"/>
                     <a:stretch>
                       <a:fillRect/>
                     </a:stretch>
@@ -1180,6 +1349,11 @@
       </w:r>
     </w:p>
     <w:p>
+      <w:pPr>
+        <w:rPr>
+          <w:rFonts w:hint="eastAsia"/>
+        </w:rPr>
+      </w:pPr>
       <w:r>
         <w:rPr>
           <w:rFonts w:hint="eastAsia"/>
@@ -1244,6 +1418,454 @@
         </w:rPr>
         <w:t>action value)</w:t>
       </w:r>
+    </w:p>
+    <w:p>
+      <w:r>
+        <w:rPr>
+          <w:noProof/>
+        </w:rPr>
+        <w:lastRenderedPageBreak/>
+        <w:drawing>
+          <wp:inline distT="0" distB="0" distL="0" distR="0" wp14:anchorId="5195211C" wp14:editId="61240064">
+            <wp:extent cx="4578585" cy="3321221"/>
+            <wp:effectExtent l="0" t="0" r="0" b="0"/>
+            <wp:docPr id="1306312532" name="图片 1"/>
+            <wp:cNvGraphicFramePr>
+              <a:graphicFrameLocks xmlns:a="http://schemas.openxmlformats.org/drawingml/2006/main" noChangeAspect="1"/>
+            </wp:cNvGraphicFramePr>
+            <a:graphic xmlns:a="http://schemas.openxmlformats.org/drawingml/2006/main">
+              <a:graphicData uri="http://schemas.openxmlformats.org/drawingml/2006/picture">
+                <pic:pic xmlns:pic="http://schemas.openxmlformats.org/drawingml/2006/picture">
+                  <pic:nvPicPr>
+                    <pic:cNvPr id="1306312532" name=""/>
+                    <pic:cNvPicPr/>
+                  </pic:nvPicPr>
+                  <pic:blipFill>
+                    <a:blip r:embed="rId33"/>
+                    <a:stretch>
+                      <a:fillRect/>
+                    </a:stretch>
+                  </pic:blipFill>
+                  <pic:spPr>
+                    <a:xfrm>
+                      <a:off x="0" y="0"/>
+                      <a:ext cx="4578585" cy="3321221"/>
+                    </a:xfrm>
+                    <a:prstGeom prst="rect">
+                      <a:avLst/>
+                    </a:prstGeom>
+                  </pic:spPr>
+                </pic:pic>
+              </a:graphicData>
+            </a:graphic>
+          </wp:inline>
+        </w:drawing>
+      </w:r>
+    </w:p>
+    <w:p/>
+    <w:p>
+      <w:r>
+        <w:rPr>
+          <w:noProof/>
+        </w:rPr>
+        <w:drawing>
+          <wp:inline distT="0" distB="0" distL="0" distR="0" wp14:anchorId="14DA08A8" wp14:editId="0B8ACA02">
+            <wp:extent cx="4572235" cy="3416476"/>
+            <wp:effectExtent l="0" t="0" r="0" b="0"/>
+            <wp:docPr id="554056436" name="图片 1"/>
+            <wp:cNvGraphicFramePr>
+              <a:graphicFrameLocks xmlns:a="http://schemas.openxmlformats.org/drawingml/2006/main" noChangeAspect="1"/>
+            </wp:cNvGraphicFramePr>
+            <a:graphic xmlns:a="http://schemas.openxmlformats.org/drawingml/2006/main">
+              <a:graphicData uri="http://schemas.openxmlformats.org/drawingml/2006/picture">
+                <pic:pic xmlns:pic="http://schemas.openxmlformats.org/drawingml/2006/picture">
+                  <pic:nvPicPr>
+                    <pic:cNvPr id="554056436" name=""/>
+                    <pic:cNvPicPr/>
+                  </pic:nvPicPr>
+                  <pic:blipFill>
+                    <a:blip r:embed="rId34"/>
+                    <a:stretch>
+                      <a:fillRect/>
+                    </a:stretch>
+                  </pic:blipFill>
+                  <pic:spPr>
+                    <a:xfrm>
+                      <a:off x="0" y="0"/>
+                      <a:ext cx="4572235" cy="3416476"/>
+                    </a:xfrm>
+                    <a:prstGeom prst="rect">
+                      <a:avLst/>
+                    </a:prstGeom>
+                  </pic:spPr>
+                </pic:pic>
+              </a:graphicData>
+            </a:graphic>
+          </wp:inline>
+        </w:drawing>
+      </w:r>
+    </w:p>
+    <w:p>
+      <w:r>
+        <w:rPr>
+          <w:rFonts w:hint="eastAsia"/>
+        </w:rPr>
+        <w:t>其实这个公式是十分重要的，对于</w:t>
+      </w:r>
+      <w:r>
+        <w:rPr>
+          <w:rFonts w:hint="eastAsia"/>
+        </w:rPr>
+        <w:t xml:space="preserve">Gt </w:t>
+      </w:r>
+      <w:proofErr w:type="spellStart"/>
+      <w:r>
+        <w:rPr>
+          <w:rFonts w:hint="eastAsia"/>
+        </w:rPr>
+        <w:t>ruturn</w:t>
+      </w:r>
+      <w:proofErr w:type="spellEnd"/>
+      <w:r>
+        <w:rPr>
+          <w:rFonts w:hint="eastAsia"/>
+        </w:rPr>
+        <w:t>来说，其</w:t>
+      </w:r>
+      <w:r>
+        <w:rPr>
+          <w:rFonts w:hint="eastAsia"/>
+        </w:rPr>
+        <w:t>state value</w:t>
+      </w:r>
+      <w:r>
+        <w:rPr>
+          <w:rFonts w:hint="eastAsia"/>
+        </w:rPr>
+        <w:t>与</w:t>
+      </w:r>
+      <w:r>
+        <w:rPr>
+          <w:rFonts w:hint="eastAsia"/>
+        </w:rPr>
+        <w:t xml:space="preserve">action value </w:t>
+      </w:r>
+      <w:r>
+        <w:rPr>
+          <w:rFonts w:hint="eastAsia"/>
+        </w:rPr>
+        <w:t>的形式是一样的，只不过</w:t>
+      </w:r>
+      <w:r>
+        <w:rPr>
+          <w:rFonts w:hint="eastAsia"/>
+        </w:rPr>
+        <w:t>一个固定了</w:t>
+      </w:r>
+      <w:r>
+        <w:rPr>
+          <w:rFonts w:hint="eastAsia"/>
+        </w:rPr>
+        <w:t>action(</w:t>
+      </w:r>
+      <w:proofErr w:type="gramStart"/>
+      <w:r>
+        <w:rPr>
+          <w:rFonts w:hint="eastAsia"/>
+        </w:rPr>
+        <w:t>只固定</w:t>
+      </w:r>
+      <w:proofErr w:type="gramEnd"/>
+      <w:r>
+        <w:rPr>
+          <w:rFonts w:hint="eastAsia"/>
+        </w:rPr>
+        <w:t>第一步，后续交给</w:t>
+      </w:r>
+      <w:r>
+        <w:rPr>
+          <w:rFonts w:hint="eastAsia"/>
+        </w:rPr>
+        <w:t>policy)</w:t>
+      </w:r>
+      <w:r>
+        <w:rPr>
+          <w:rFonts w:hint="eastAsia"/>
+        </w:rPr>
+        <w:t>，一个不固定</w:t>
+      </w:r>
+      <w:r>
+        <w:rPr>
+          <w:rFonts w:hint="eastAsia"/>
+        </w:rPr>
+        <w:t>.</w:t>
+      </w:r>
+    </w:p>
+    <w:p>
+      <w:pPr>
+        <w:rPr>
+          <w:rFonts w:hint="eastAsia"/>
+        </w:rPr>
+      </w:pPr>
+      <w:r>
+        <w:rPr>
+          <w:rFonts w:hint="eastAsia"/>
+        </w:rPr>
+        <w:lastRenderedPageBreak/>
+        <w:t>(</w:t>
+      </w:r>
+      <w:r>
+        <w:rPr>
+          <w:rFonts w:hint="eastAsia"/>
+          <w:color w:val="C00000"/>
+        </w:rPr>
+        <w:t>注：</w:t>
+      </w:r>
+      <w:r>
+        <w:rPr>
+          <w:rFonts w:hint="eastAsia"/>
+        </w:rPr>
+        <w:t>注意</w:t>
+      </w:r>
+      <w:r>
+        <w:rPr>
+          <w:rFonts w:hint="eastAsia"/>
+        </w:rPr>
+        <w:t>Gt</w:t>
+      </w:r>
+      <w:r>
+        <w:rPr>
+          <w:rFonts w:hint="eastAsia"/>
+        </w:rPr>
+        <w:t>上表的数字，这表示分解形式，为</w:t>
+      </w:r>
+      <w:r>
+        <w:rPr>
+          <w:rFonts w:hint="eastAsia"/>
+        </w:rPr>
+        <w:t>n=1</w:t>
+      </w:r>
+      <w:r>
+        <w:rPr>
+          <w:rFonts w:hint="eastAsia"/>
+        </w:rPr>
+        <w:t>时就是</w:t>
+      </w:r>
+      <w:r>
+        <w:rPr>
+          <w:rFonts w:hint="eastAsia"/>
+        </w:rPr>
+        <w:t>SARSA</w:t>
+      </w:r>
+      <w:r>
+        <w:rPr>
+          <w:rFonts w:hint="eastAsia"/>
+        </w:rPr>
+        <w:t>，为</w:t>
+      </w:r>
+      <w:r>
+        <w:rPr>
+          <w:rFonts w:hint="eastAsia"/>
+        </w:rPr>
+        <w:t>n=</w:t>
+      </w:r>
+      <w:r>
+        <w:rPr>
+          <w:rFonts w:hint="eastAsia"/>
+        </w:rPr>
+        <w:t>无穷时，就是</w:t>
+      </w:r>
+      <w:r>
+        <w:rPr>
+          <w:rFonts w:hint="eastAsia"/>
+        </w:rPr>
+        <w:t>MC,</w:t>
+      </w:r>
+      <w:r>
+        <w:rPr>
+          <w:rFonts w:hint="eastAsia"/>
+        </w:rPr>
+        <w:t>如下图</w:t>
+      </w:r>
+      <w:r>
+        <w:rPr>
+          <w:rFonts w:hint="eastAsia"/>
+        </w:rPr>
+        <w:t>)</w:t>
+      </w:r>
+      <w:r>
+        <w:rPr>
+          <w:noProof/>
+        </w:rPr>
+        <w:t xml:space="preserve"> </w:t>
+      </w:r>
+      <w:r>
+        <w:rPr>
+          <w:noProof/>
+        </w:rPr>
+        <w:drawing>
+          <wp:inline distT="0" distB="0" distL="0" distR="0" wp14:anchorId="0F739FA8" wp14:editId="61C0BAA8">
+            <wp:extent cx="4464279" cy="3308520"/>
+            <wp:effectExtent l="0" t="0" r="0" b="6350"/>
+            <wp:docPr id="1686656504" name="图片 1"/>
+            <wp:cNvGraphicFramePr>
+              <a:graphicFrameLocks xmlns:a="http://schemas.openxmlformats.org/drawingml/2006/main" noChangeAspect="1"/>
+            </wp:cNvGraphicFramePr>
+            <a:graphic xmlns:a="http://schemas.openxmlformats.org/drawingml/2006/main">
+              <a:graphicData uri="http://schemas.openxmlformats.org/drawingml/2006/picture">
+                <pic:pic xmlns:pic="http://schemas.openxmlformats.org/drawingml/2006/picture">
+                  <pic:nvPicPr>
+                    <pic:cNvPr id="1686656504" name=""/>
+                    <pic:cNvPicPr/>
+                  </pic:nvPicPr>
+                  <pic:blipFill>
+                    <a:blip r:embed="rId35"/>
+                    <a:stretch>
+                      <a:fillRect/>
+                    </a:stretch>
+                  </pic:blipFill>
+                  <pic:spPr>
+                    <a:xfrm>
+                      <a:off x="0" y="0"/>
+                      <a:ext cx="4464279" cy="3308520"/>
+                    </a:xfrm>
+                    <a:prstGeom prst="rect">
+                      <a:avLst/>
+                    </a:prstGeom>
+                  </pic:spPr>
+                </pic:pic>
+              </a:graphicData>
+            </a:graphic>
+          </wp:inline>
+        </w:drawing>
+      </w:r>
+    </w:p>
+    <w:p>
+      <w:pPr>
+        <w:rPr>
+          <w:rFonts w:hint="eastAsia"/>
+        </w:rPr>
+      </w:pPr>
+      <w:r>
+        <w:rPr>
+          <w:rFonts w:hint="eastAsia"/>
+        </w:rPr>
+        <w:t>(</w:t>
+      </w:r>
+      <w:r>
+        <w:rPr>
+          <w:rFonts w:hint="eastAsia"/>
+          <w:color w:val="C00000"/>
+        </w:rPr>
+        <w:t>注：</w:t>
+      </w:r>
+      <w:r>
+        <w:rPr>
+          <w:rFonts w:hint="eastAsia"/>
+        </w:rPr>
+        <w:t xml:space="preserve">n-step </w:t>
+      </w:r>
+      <w:proofErr w:type="spellStart"/>
+      <w:r>
+        <w:rPr>
+          <w:rFonts w:hint="eastAsia"/>
+        </w:rPr>
+        <w:t>sarsa</w:t>
+      </w:r>
+      <w:proofErr w:type="spellEnd"/>
+      <w:r>
+        <w:rPr>
+          <w:rFonts w:hint="eastAsia"/>
+        </w:rPr>
+        <w:t xml:space="preserve"> </w:t>
+      </w:r>
+      <w:r>
+        <w:rPr>
+          <w:rFonts w:hint="eastAsia"/>
+        </w:rPr>
+        <w:t>极其重要！！！他将</w:t>
+      </w:r>
+      <w:proofErr w:type="spellStart"/>
+      <w:r>
+        <w:rPr>
+          <w:rFonts w:hint="eastAsia"/>
+        </w:rPr>
+        <w:t>sarsa</w:t>
+      </w:r>
+      <w:proofErr w:type="spellEnd"/>
+      <w:r>
+        <w:rPr>
+          <w:rFonts w:hint="eastAsia"/>
+        </w:rPr>
+        <w:t>与</w:t>
+      </w:r>
+      <w:r>
+        <w:rPr>
+          <w:rFonts w:hint="eastAsia"/>
+        </w:rPr>
+        <w:t>mc</w:t>
+      </w:r>
+      <w:r>
+        <w:rPr>
+          <w:rFonts w:hint="eastAsia"/>
+        </w:rPr>
+        <w:t>统一了，这两个只是</w:t>
+      </w:r>
+      <w:r>
+        <w:rPr>
+          <w:rFonts w:hint="eastAsia"/>
+        </w:rPr>
+        <w:t xml:space="preserve">n-step </w:t>
+      </w:r>
+      <w:proofErr w:type="spellStart"/>
+      <w:r>
+        <w:rPr>
+          <w:rFonts w:hint="eastAsia"/>
+        </w:rPr>
+        <w:t>sarsa</w:t>
+      </w:r>
+      <w:proofErr w:type="spellEnd"/>
+      <w:r>
+        <w:rPr>
+          <w:rFonts w:hint="eastAsia"/>
+        </w:rPr>
+        <w:t>的极端情况</w:t>
+      </w:r>
+      <w:r>
+        <w:rPr>
+          <w:rFonts w:hint="eastAsia"/>
+        </w:rPr>
+        <w:t>)</w:t>
+      </w:r>
+    </w:p>
+    <w:p/>
+    <w:p/>
+    <w:p/>
+    <w:p/>
+    <w:p/>
+    <w:p/>
+    <w:p/>
+    <w:p/>
+    <w:p/>
+    <w:p/>
+    <w:p/>
+    <w:p/>
+    <w:p/>
+    <w:p/>
+    <w:p/>
+    <w:p/>
+    <w:p/>
+    <w:p/>
+    <w:p/>
+    <w:p/>
+    <w:p/>
+    <w:p/>
+    <w:p>
+      <w:pPr>
+        <w:rPr>
+          <w:rFonts w:hint="eastAsia"/>
+        </w:rPr>
+      </w:pPr>
     </w:p>
     <w:sectPr>
       <w:pgSz w:w="11906" w:h="16838"/>
@@ -1253,6 +1875,56 @@
     </w:sectPr>
   </w:body>
 </w:document>
+</file>
+
+<file path=word/endnotes.xml><?xml version="1.0" encoding="utf-8"?>
+<w:endnotes xmlns:wpc="http://schemas.microsoft.com/office/word/2010/wordprocessingCanvas" xmlns:cx="http://schemas.microsoft.com/office/drawing/2014/chartex" xmlns:cx1="http://schemas.microsoft.com/office/drawing/2015/9/8/chartex" xmlns:cx2="http://schemas.microsoft.com/office/drawing/2015/10/21/chartex" xmlns:cx3="http://schemas.microsoft.com/office/drawing/2016/5/9/chartex" xmlns:cx4="http://schemas.microsoft.com/office/drawing/2016/5/10/chartex" xmlns:cx5="http://schemas.microsoft.com/office/drawing/2016/5/11/chartex" xmlns:cx6="http://schemas.microsoft.com/office/drawing/2016/5/12/chartex" xmlns:cx7="http://schemas.microsoft.com/office/drawing/2016/5/13/chartex" xmlns:cx8="http://schemas.microsoft.com/office/drawing/2016/5/14/chartex" xmlns:mc="http://schemas.openxmlformats.org/markup-compatibility/2006" xmlns:aink="http://schemas.microsoft.com/office/drawing/2016/ink" xmlns:am3d="http://schemas.microsoft.com/office/drawing/2017/model3d" xmlns:o="urn:schemas-microsoft-com:office:office" xmlns:oel="http://schemas.microsoft.com/office/2019/extlst" xmlns:r="http://schemas.openxmlformats.org/officeDocument/2006/relationships" xmlns:m="http://schemas.openxmlformats.org/officeDocument/2006/math" xmlns:v="urn:schemas-microsoft-com:vml" xmlns:wp14="http://schemas.microsoft.com/office/word/2010/wordprocessingDrawing" xmlns:wp="http://schemas.openxmlformats.org/drawingml/2006/wordprocessingDrawing" xmlns:w10="urn:schemas-microsoft-com:office:word" xmlns:w="http://schemas.openxmlformats.org/wordprocessingml/2006/main" xmlns:w14="http://schemas.microsoft.com/office/word/2010/wordml" xmlns:w15="http://schemas.microsoft.com/office/word/2012/wordml" xmlns:w16cex="http://schemas.microsoft.com/office/word/2018/wordml/cex" xmlns:w16cid="http://schemas.microsoft.com/office/word/2016/wordml/cid" xmlns:w16="http://schemas.microsoft.com/office/word/2018/wordml" xmlns:w16du="http://schemas.microsoft.com/office/word/2023/wordml/word16du" xmlns:w16sdtdh="http://schemas.microsoft.com/office/word/2020/wordml/sdtdatahash" xmlns:w16sdtfl="http://schemas.microsoft.com/office/word/2024/wordml/sdtformatlock" xmlns:w16se="http://schemas.microsoft.com/office/word/2015/wordml/symex" xmlns:wpg="http://schemas.microsoft.com/office/word/2010/wordprocessingGroup" xmlns:wpi="http://schemas.microsoft.com/office/word/2010/wordprocessingInk" xmlns:wne="http://schemas.microsoft.com/office/word/2006/wordml" xmlns:wps="http://schemas.microsoft.com/office/word/2010/wordprocessingShape" mc:Ignorable="w14 w15 w16se w16cid w16 w16cex w16sdtdh w16sdtfl w16du wp14">
+  <w:endnote w:type="separator" w:id="-1">
+    <w:p>
+      <w:pPr>
+        <w:spacing w:after="0" w:line="240" w:lineRule="auto"/>
+      </w:pPr>
+      <w:r>
+        <w:separator/>
+      </w:r>
+    </w:p>
+  </w:endnote>
+  <w:endnote w:type="continuationSeparator" w:id="0">
+    <w:p>
+      <w:pPr>
+        <w:spacing w:after="0" w:line="240" w:lineRule="auto"/>
+      </w:pPr>
+      <w:r>
+        <w:continuationSeparator/>
+      </w:r>
+    </w:p>
+  </w:endnote>
+</w:endnotes>
+</file>
+
+<file path=word/footnotes.xml><?xml version="1.0" encoding="utf-8"?>
+<w:footnotes xmlns:wpc="http://schemas.microsoft.com/office/word/2010/wordprocessingCanvas" xmlns:cx="http://schemas.microsoft.com/office/drawing/2014/chartex" xmlns:cx1="http://schemas.microsoft.com/office/drawing/2015/9/8/chartex" xmlns:cx2="http://schemas.microsoft.com/office/drawing/2015/10/21/chartex" xmlns:cx3="http://schemas.microsoft.com/office/drawing/2016/5/9/chartex" xmlns:cx4="http://schemas.microsoft.com/office/drawing/2016/5/10/chartex" xmlns:cx5="http://schemas.microsoft.com/office/drawing/2016/5/11/chartex" xmlns:cx6="http://schemas.microsoft.com/office/drawing/2016/5/12/chartex" xmlns:cx7="http://schemas.microsoft.com/office/drawing/2016/5/13/chartex" xmlns:cx8="http://schemas.microsoft.com/office/drawing/2016/5/14/chartex" xmlns:mc="http://schemas.openxmlformats.org/markup-compatibility/2006" xmlns:aink="http://schemas.microsoft.com/office/drawing/2016/ink" xmlns:am3d="http://schemas.microsoft.com/office/drawing/2017/model3d" xmlns:o="urn:schemas-microsoft-com:office:office" xmlns:oel="http://schemas.microsoft.com/office/2019/extlst" xmlns:r="http://schemas.openxmlformats.org/officeDocument/2006/relationships" xmlns:m="http://schemas.openxmlformats.org/officeDocument/2006/math" xmlns:v="urn:schemas-microsoft-com:vml" xmlns:wp14="http://schemas.microsoft.com/office/word/2010/wordprocessingDrawing" xmlns:wp="http://schemas.openxmlformats.org/drawingml/2006/wordprocessingDrawing" xmlns:w10="urn:schemas-microsoft-com:office:word" xmlns:w="http://schemas.openxmlformats.org/wordprocessingml/2006/main" xmlns:w14="http://schemas.microsoft.com/office/word/2010/wordml" xmlns:w15="http://schemas.microsoft.com/office/word/2012/wordml" xmlns:w16cex="http://schemas.microsoft.com/office/word/2018/wordml/cex" xmlns:w16cid="http://schemas.microsoft.com/office/word/2016/wordml/cid" xmlns:w16="http://schemas.microsoft.com/office/word/2018/wordml" xmlns:w16du="http://schemas.microsoft.com/office/word/2023/wordml/word16du" xmlns:w16sdtdh="http://schemas.microsoft.com/office/word/2020/wordml/sdtdatahash" xmlns:w16sdtfl="http://schemas.microsoft.com/office/word/2024/wordml/sdtformatlock" xmlns:w16se="http://schemas.microsoft.com/office/word/2015/wordml/symex" xmlns:wpg="http://schemas.microsoft.com/office/word/2010/wordprocessingGroup" xmlns:wpi="http://schemas.microsoft.com/office/word/2010/wordprocessingInk" xmlns:wne="http://schemas.microsoft.com/office/word/2006/wordml" xmlns:wps="http://schemas.microsoft.com/office/word/2010/wordprocessingShape" mc:Ignorable="w14 w15 w16se w16cid w16 w16cex w16sdtdh w16sdtfl w16du wp14">
+  <w:footnote w:type="separator" w:id="-1">
+    <w:p>
+      <w:pPr>
+        <w:spacing w:after="0" w:line="240" w:lineRule="auto"/>
+      </w:pPr>
+      <w:r>
+        <w:separator/>
+      </w:r>
+    </w:p>
+  </w:footnote>
+  <w:footnote w:type="continuationSeparator" w:id="0">
+    <w:p>
+      <w:pPr>
+        <w:spacing w:after="0" w:line="240" w:lineRule="auto"/>
+      </w:pPr>
+      <w:r>
+        <w:continuationSeparator/>
+      </w:r>
+    </w:p>
+  </w:footnote>
+</w:footnotes>
 </file>
 
 <file path=word/numbering.xml><?xml version="1.0" encoding="utf-8"?>
@@ -2286,6 +2958,69 @@
       <w:sz w:val="24"/>
     </w:rPr>
   </w:style>
+  <w:style w:type="paragraph" w:styleId="af">
+    <w:name w:val="header"/>
+    <w:basedOn w:val="a"/>
+    <w:link w:val="af0"/>
+    <w:uiPriority w:val="99"/>
+    <w:unhideWhenUsed/>
+    <w:rsid w:val="0040682C"/>
+    <w:pPr>
+      <w:tabs>
+        <w:tab w:val="center" w:pos="4513"/>
+        <w:tab w:val="right" w:pos="9026"/>
+      </w:tabs>
+      <w:snapToGrid w:val="0"/>
+      <w:spacing w:line="240" w:lineRule="auto"/>
+      <w:jc w:val="center"/>
+    </w:pPr>
+    <w:rPr>
+      <w:sz w:val="18"/>
+      <w:szCs w:val="18"/>
+    </w:rPr>
+  </w:style>
+  <w:style w:type="character" w:customStyle="1" w:styleId="af0">
+    <w:name w:val="页眉 字符"/>
+    <w:basedOn w:val="a0"/>
+    <w:link w:val="af"/>
+    <w:uiPriority w:val="99"/>
+    <w:rsid w:val="0040682C"/>
+    <w:rPr>
+      <w:sz w:val="18"/>
+      <w:szCs w:val="18"/>
+    </w:rPr>
+  </w:style>
+  <w:style w:type="paragraph" w:styleId="af1">
+    <w:name w:val="footer"/>
+    <w:basedOn w:val="a"/>
+    <w:link w:val="af2"/>
+    <w:uiPriority w:val="99"/>
+    <w:unhideWhenUsed/>
+    <w:rsid w:val="0040682C"/>
+    <w:pPr>
+      <w:tabs>
+        <w:tab w:val="center" w:pos="4513"/>
+        <w:tab w:val="right" w:pos="9026"/>
+      </w:tabs>
+      <w:snapToGrid w:val="0"/>
+      <w:spacing w:line="240" w:lineRule="auto"/>
+    </w:pPr>
+    <w:rPr>
+      <w:sz w:val="18"/>
+      <w:szCs w:val="18"/>
+    </w:rPr>
+  </w:style>
+  <w:style w:type="character" w:customStyle="1" w:styleId="af2">
+    <w:name w:val="页脚 字符"/>
+    <w:basedOn w:val="a0"/>
+    <w:link w:val="af1"/>
+    <w:uiPriority w:val="99"/>
+    <w:rsid w:val="0040682C"/>
+    <w:rPr>
+      <w:sz w:val="18"/>
+      <w:szCs w:val="18"/>
+    </w:rPr>
+  </w:style>
 </w:styles>
 </file>
 
@@ -2602,4 +3337,16 @@
     </a:ext>
   </a:extLst>
 </a:theme>
+</file>
+
+<file path=customXml/item1.xml><?xml version="1.0" encoding="utf-8"?>
+<b:Sources xmlns:b="http://schemas.openxmlformats.org/officeDocument/2006/bibliography" xmlns="http://schemas.openxmlformats.org/officeDocument/2006/bibliography" SelectedStyle="\APASixthEditionOfficeOnline.xsl" StyleName="APA" Version="6"/>
+</file>
+
+<file path=customXml/itemProps1.xml><?xml version="1.0" encoding="utf-8"?>
+<ds:datastoreItem xmlns:ds="http://schemas.openxmlformats.org/officeDocument/2006/customXml" ds:itemID="{9F2EC151-1787-4307-9B73-76057CA7D4EA}">
+  <ds:schemaRefs>
+    <ds:schemaRef ds:uri="http://schemas.openxmlformats.org/officeDocument/2006/bibliography"/>
+  </ds:schemaRefs>
+</ds:datastoreItem>
 </file>
--- a/Reinforcement learning/核心公式说明.docx
+++ b/Reinforcement learning/核心公式说明.docx
@@ -71,9 +71,6 @@
       <w:pPr>
         <w:pStyle w:val="a9"/>
         <w:ind w:left="360"/>
-        <w:rPr>
-          <w:rFonts w:hint="eastAsia"/>
-        </w:rPr>
       </w:pPr>
       <w:r>
         <w:rPr>
@@ -237,7 +234,7 @@
           <v:shape id="_x0000_i1025" type="#_x0000_t75" style="width:9.1pt;height:14.15pt" o:ole="">
             <v:imagedata r:id="rId8" o:title=""/>
           </v:shape>
-          <o:OLEObject Type="Embed" ProgID="Equation.DSMT4" ShapeID="_x0000_i1025" DrawAspect="Content" ObjectID="_1837842378" r:id="rId9"/>
+          <o:OLEObject Type="Embed" ProgID="Equation.DSMT4" ShapeID="_x0000_i1025" DrawAspect="Content" ObjectID="_1837848763" r:id="rId9"/>
         </w:object>
       </w:r>
       <w:r>
@@ -248,7 +245,7 @@
           <v:shape id="_x0000_i1026" type="#_x0000_t75" style="width:106.2pt;height:18.25pt" o:ole="">
             <v:imagedata r:id="rId10" o:title=""/>
           </v:shape>
-          <o:OLEObject Type="Embed" ProgID="Equation.DSMT4" ShapeID="_x0000_i1026" DrawAspect="Content" ObjectID="_1837842379" r:id="rId11"/>
+          <o:OLEObject Type="Embed" ProgID="Equation.DSMT4" ShapeID="_x0000_i1026" DrawAspect="Content" ObjectID="_1837848764" r:id="rId11"/>
         </w:object>
       </w:r>
     </w:p>
@@ -265,7 +262,7 @@
           <v:shape id="_x0000_i1027" type="#_x0000_t75" style="width:150.85pt;height:18.25pt" o:ole="">
             <v:imagedata r:id="rId12" o:title=""/>
           </v:shape>
-          <o:OLEObject Type="Embed" ProgID="Equation.DSMT4" ShapeID="_x0000_i1027" DrawAspect="Content" ObjectID="_1837842380" r:id="rId13"/>
+          <o:OLEObject Type="Embed" ProgID="Equation.DSMT4" ShapeID="_x0000_i1027" DrawAspect="Content" ObjectID="_1837848765" r:id="rId13"/>
         </w:object>
       </w:r>
     </w:p>
@@ -273,9 +270,6 @@
       <w:pPr>
         <w:pStyle w:val="a9"/>
         <w:ind w:left="360"/>
-        <w:rPr>
-          <w:rFonts w:hint="eastAsia"/>
-        </w:rPr>
       </w:pPr>
       <w:r>
         <w:rPr>
@@ -447,7 +441,7 @@
           <v:shape id="_x0000_i1028" type="#_x0000_t75" style="width:219.2pt;height:27.8pt" o:ole="">
             <v:imagedata r:id="rId14" o:title=""/>
           </v:shape>
-          <o:OLEObject Type="Embed" ProgID="Equation.DSMT4" ShapeID="_x0000_i1028" DrawAspect="Content" ObjectID="_1837842381" r:id="rId15"/>
+          <o:OLEObject Type="Embed" ProgID="Equation.DSMT4" ShapeID="_x0000_i1028" DrawAspect="Content" ObjectID="_1837848766" r:id="rId15"/>
         </w:object>
       </w:r>
     </w:p>
@@ -464,7 +458,7 @@
           <v:shape id="_x0000_i1029" type="#_x0000_t75" style="width:252.9pt;height:36pt" o:ole="">
             <v:imagedata r:id="rId16" o:title=""/>
           </v:shape>
-          <o:OLEObject Type="Embed" ProgID="Equation.DSMT4" ShapeID="_x0000_i1029" DrawAspect="Content" ObjectID="_1837842382" r:id="rId17"/>
+          <o:OLEObject Type="Embed" ProgID="Equation.DSMT4" ShapeID="_x0000_i1029" DrawAspect="Content" ObjectID="_1837848767" r:id="rId17"/>
         </w:object>
       </w:r>
     </w:p>
@@ -681,9 +675,6 @@
       <w:pPr>
         <w:pStyle w:val="a9"/>
         <w:ind w:left="360" w:firstLineChars="800" w:firstLine="2240"/>
-        <w:rPr>
-          <w:rFonts w:hint="eastAsia"/>
-        </w:rPr>
       </w:pPr>
       <w:r>
         <w:rPr>
@@ -693,7 +684,7 @@
           <v:shape id="_x0000_i1030" type="#_x0000_t75" style="width:186.85pt;height:97.95pt" o:ole="">
             <v:imagedata r:id="rId18" o:title=""/>
           </v:shape>
-          <o:OLEObject Type="Embed" ProgID="Equation.DSMT4" ShapeID="_x0000_i1030" DrawAspect="Content" ObjectID="_1837842383" r:id="rId19"/>
+          <o:OLEObject Type="Embed" ProgID="Equation.DSMT4" ShapeID="_x0000_i1030" DrawAspect="Content" ObjectID="_1837848768" r:id="rId19"/>
         </w:object>
       </w:r>
     </w:p>
@@ -749,7 +740,7 @@
           <v:shape id="_x0000_i1031" type="#_x0000_t75" style="width:165.85pt;height:18.25pt" o:ole="">
             <v:imagedata r:id="rId20" o:title=""/>
           </v:shape>
-          <o:OLEObject Type="Embed" ProgID="Equation.DSMT4" ShapeID="_x0000_i1031" DrawAspect="Content" ObjectID="_1837842384" r:id="rId21"/>
+          <o:OLEObject Type="Embed" ProgID="Equation.DSMT4" ShapeID="_x0000_i1031" DrawAspect="Content" ObjectID="_1837848769" r:id="rId21"/>
         </w:object>
       </w:r>
     </w:p>
@@ -766,7 +757,7 @@
           <v:shape id="_x0000_i1032" type="#_x0000_t75" style="width:211pt;height:18.25pt" o:ole="">
             <v:imagedata r:id="rId22" o:title=""/>
           </v:shape>
-          <o:OLEObject Type="Embed" ProgID="Equation.DSMT4" ShapeID="_x0000_i1032" DrawAspect="Content" ObjectID="_1837842385" r:id="rId23"/>
+          <o:OLEObject Type="Embed" ProgID="Equation.DSMT4" ShapeID="_x0000_i1032" DrawAspect="Content" ObjectID="_1837848770" r:id="rId23"/>
         </w:object>
       </w:r>
     </w:p>
@@ -840,7 +831,7 @@
           <v:shape id="_x0000_i1033" type="#_x0000_t75" style="width:225.1pt;height:20.05pt" o:ole="">
             <v:imagedata r:id="rId24" o:title=""/>
           </v:shape>
-          <o:OLEObject Type="Embed" ProgID="Equation.DSMT4" ShapeID="_x0000_i1033" DrawAspect="Content" ObjectID="_1837842386" r:id="rId25"/>
+          <o:OLEObject Type="Embed" ProgID="Equation.DSMT4" ShapeID="_x0000_i1033" DrawAspect="Content" ObjectID="_1837848771" r:id="rId25"/>
         </w:object>
       </w:r>
     </w:p>
@@ -983,16 +974,13 @@
           <v:shape id="_x0000_i1034" type="#_x0000_t75" style="width:309.85pt;height:20.05pt" o:ole="">
             <v:imagedata r:id="rId26" o:title=""/>
           </v:shape>
-          <o:OLEObject Type="Embed" ProgID="Equation.DSMT4" ShapeID="_x0000_i1034" DrawAspect="Content" ObjectID="_1837842387" r:id="rId27"/>
+          <o:OLEObject Type="Embed" ProgID="Equation.DSMT4" ShapeID="_x0000_i1034" DrawAspect="Content" ObjectID="_1837848772" r:id="rId27"/>
         </w:object>
       </w:r>
     </w:p>
     <w:p>
       <w:pPr>
         <w:ind w:left="560" w:hangingChars="200" w:hanging="560"/>
-        <w:rPr>
-          <w:rFonts w:hint="eastAsia"/>
-        </w:rPr>
       </w:pPr>
       <w:r>
         <w:rPr>
@@ -1139,7 +1127,7 @@
           <v:shape id="_x0000_i1035" type="#_x0000_t75" style="width:25.05pt;height:18.25pt" o:ole="">
             <v:imagedata r:id="rId28" o:title=""/>
           </v:shape>
-          <o:OLEObject Type="Embed" ProgID="Equation.DSMT4" ShapeID="_x0000_i1035" DrawAspect="Content" ObjectID="_1837842388" r:id="rId29"/>
+          <o:OLEObject Type="Embed" ProgID="Equation.DSMT4" ShapeID="_x0000_i1035" DrawAspect="Content" ObjectID="_1837848773" r:id="rId29"/>
         </w:object>
       </w:r>
       <w:r>
@@ -1194,7 +1182,7 @@
           <v:shape id="_x0000_i1036" type="#_x0000_t75" style="width:240.15pt;height:70.2pt" o:ole="">
             <v:imagedata r:id="rId30" o:title=""/>
           </v:shape>
-          <o:OLEObject Type="Embed" ProgID="Equation.DSMT4" ShapeID="_x0000_i1036" DrawAspect="Content" ObjectID="_1837842389" r:id="rId31"/>
+          <o:OLEObject Type="Embed" ProgID="Equation.DSMT4" ShapeID="_x0000_i1036" DrawAspect="Content" ObjectID="_1837848774" r:id="rId31"/>
         </w:object>
       </w:r>
     </w:p>
@@ -1349,11 +1337,6 @@
       </w:r>
     </w:p>
     <w:p>
-      <w:pPr>
-        <w:rPr>
-          <w:rFonts w:hint="eastAsia"/>
-        </w:rPr>
-      </w:pPr>
       <w:r>
         <w:rPr>
           <w:rFonts w:hint="eastAsia"/>
@@ -1419,12 +1402,46 @@
         <w:t>action value)</w:t>
       </w:r>
     </w:p>
+    <w:p/>
+    <w:p/>
+    <w:p/>
+    <w:p/>
+    <w:p/>
+    <w:p/>
+    <w:p>
+      <w:pPr>
+        <w:outlineLvl w:val="1"/>
+        <w:rPr>
+          <w:rFonts w:hint="eastAsia"/>
+        </w:rPr>
+      </w:pPr>
+      <w:r>
+        <w:rPr>
+          <w:rFonts w:hint="eastAsia"/>
+        </w:rPr>
+        <w:lastRenderedPageBreak/>
+        <w:t>关于</w:t>
+      </w:r>
+      <w:proofErr w:type="spellStart"/>
+      <w:r>
+        <w:rPr>
+          <w:rFonts w:hint="eastAsia"/>
+        </w:rPr>
+        <w:t>sarsa</w:t>
+      </w:r>
+      <w:proofErr w:type="spellEnd"/>
+      <w:r>
+        <w:rPr>
+          <w:rFonts w:hint="eastAsia"/>
+        </w:rPr>
+        <w:t>的补充</w:t>
+      </w:r>
+    </w:p>
     <w:p>
       <w:r>
         <w:rPr>
           <w:noProof/>
         </w:rPr>
-        <w:lastRenderedPageBreak/>
         <w:drawing>
           <wp:inline distT="0" distB="0" distL="0" distR="0" wp14:anchorId="5195211C" wp14:editId="61240064">
             <wp:extent cx="4578585" cy="3321221"/>
@@ -1580,7 +1597,14 @@
         <w:rPr>
           <w:rFonts w:hint="eastAsia"/>
         </w:rPr>
-        <w:t>第一步，后续交给</w:t>
+        <w:t>第一步，后续交</w:t>
+      </w:r>
+      <w:r>
+        <w:rPr>
+          <w:rFonts w:hint="eastAsia"/>
+        </w:rPr>
+        <w:lastRenderedPageBreak/>
+        <w:t>给</w:t>
       </w:r>
       <w:r>
         <w:rPr>
@@ -1602,16 +1626,10 @@
       </w:r>
     </w:p>
     <w:p>
-      <w:pPr>
-        <w:rPr>
-          <w:rFonts w:hint="eastAsia"/>
-        </w:rPr>
-      </w:pPr>
-      <w:r>
-        <w:rPr>
-          <w:rFonts w:hint="eastAsia"/>
-        </w:rPr>
-        <w:lastRenderedPageBreak/>
+      <w:r>
+        <w:rPr>
+          <w:rFonts w:hint="eastAsia"/>
+        </w:rPr>
         <w:t>(</w:t>
       </w:r>
       <w:r>
@@ -1741,11 +1759,6 @@
       </w:r>
     </w:p>
     <w:p>
-      <w:pPr>
-        <w:rPr>
-          <w:rFonts w:hint="eastAsia"/>
-        </w:rPr>
-      </w:pPr>
       <w:r>
         <w:rPr>
           <w:rFonts w:hint="eastAsia"/>
@@ -1837,6 +1850,799 @@
         </w:rPr>
         <w:t>)</w:t>
       </w:r>
+    </w:p>
+    <w:p/>
+    <w:p>
+      <w:pPr>
+        <w:pStyle w:val="a9"/>
+        <w:numPr>
+          <w:ilvl w:val="0"/>
+          <w:numId w:val="1"/>
+        </w:numPr>
+        <w:ind w:left="357" w:hanging="357"/>
+        <w:outlineLvl w:val="0"/>
+        <w:rPr>
+          <w:rFonts w:hint="eastAsia"/>
+        </w:rPr>
+      </w:pPr>
+      <w:r>
+        <w:rPr>
+          <w:rFonts w:hint="eastAsia"/>
+        </w:rPr>
+        <w:t>上面的求解是基于</w:t>
+      </w:r>
+      <w:r>
+        <w:rPr>
+          <w:rFonts w:hint="eastAsia"/>
+        </w:rPr>
+        <w:t>bellman eq</w:t>
+      </w:r>
+      <w:r>
+        <w:rPr>
+          <w:rFonts w:hint="eastAsia"/>
+        </w:rPr>
+        <w:t>uation</w:t>
+      </w:r>
+      <w:r>
+        <w:rPr>
+          <w:rFonts w:hint="eastAsia"/>
+        </w:rPr>
+        <w:t>的，接下来我们引入</w:t>
+      </w:r>
+      <w:r>
+        <w:rPr>
+          <w:rFonts w:hint="eastAsia"/>
+        </w:rPr>
+        <w:t>bellman optimality equation</w:t>
+      </w:r>
+      <w:r>
+        <w:rPr>
+          <w:rFonts w:hint="eastAsia"/>
+        </w:rPr>
+        <w:t>，下面我展示了</w:t>
+      </w:r>
+      <w:r>
+        <w:rPr>
+          <w:rFonts w:hint="eastAsia"/>
+        </w:rPr>
+        <w:t xml:space="preserve">model free </w:t>
+      </w:r>
+      <w:r>
+        <w:rPr>
+          <w:rFonts w:hint="eastAsia"/>
+        </w:rPr>
+        <w:t>与</w:t>
+      </w:r>
+      <w:r>
+        <w:rPr>
+          <w:rFonts w:hint="eastAsia"/>
+        </w:rPr>
+        <w:t xml:space="preserve">model base </w:t>
+      </w:r>
+      <w:r>
+        <w:rPr>
+          <w:rFonts w:hint="eastAsia"/>
+        </w:rPr>
+        <w:t>形式的</w:t>
+      </w:r>
+      <w:r>
+        <w:rPr>
+          <w:rFonts w:hint="eastAsia"/>
+        </w:rPr>
+        <w:t xml:space="preserve">bellman </w:t>
+      </w:r>
+      <w:r>
+        <w:rPr>
+          <w:rFonts w:hint="eastAsia"/>
+        </w:rPr>
+        <w:t>optimality equation</w:t>
+      </w:r>
+      <w:r>
+        <w:rPr>
+          <w:rFonts w:hint="eastAsia"/>
+        </w:rPr>
+        <w:t>,</w:t>
+      </w:r>
+      <w:r>
+        <w:rPr>
+          <w:rFonts w:hint="eastAsia"/>
+        </w:rPr>
+        <w:t>以及</w:t>
+      </w:r>
+      <w:r>
+        <w:rPr>
+          <w:rFonts w:hint="eastAsia"/>
+        </w:rPr>
+        <w:t>bellman eq</w:t>
+      </w:r>
+      <w:r>
+        <w:rPr>
+          <w:rFonts w:hint="eastAsia"/>
+        </w:rPr>
+        <w:t>uation</w:t>
+      </w:r>
+    </w:p>
+    <w:p>
+      <w:pPr>
+        <w:pStyle w:val="a9"/>
+        <w:ind w:left="2037" w:firstLine="63"/>
+        <w:rPr>
+          <w:rFonts w:hint="eastAsia"/>
+        </w:rPr>
+      </w:pPr>
+      <w:r>
+        <w:rPr>
+          <w:position w:val="-12"/>
+        </w:rPr>
+        <w:object w:dxaOrig="1840" w:dyaOrig="360" w14:anchorId="1CCBC852">
+          <v:shape id="_x0000_i1039" type="#_x0000_t75" style="width:92.05pt;height:18.25pt" o:ole="">
+            <v:imagedata r:id="rId36" o:title=""/>
+          </v:shape>
+          <o:OLEObject Type="Embed" ProgID="Equation.DSMT4" ShapeID="_x0000_i1039" DrawAspect="Content" ObjectID="_1837848775" r:id="rId37"/>
+        </w:object>
+      </w:r>
+      <w:r>
+        <w:rPr>
+          <w:rFonts w:hint="eastAsia"/>
+        </w:rPr>
+        <w:t xml:space="preserve"> </w:t>
+      </w:r>
+    </w:p>
+    <w:p>
+      <w:pPr>
+        <w:pStyle w:val="a9"/>
+        <w:ind w:left="2037" w:firstLine="63"/>
+      </w:pPr>
+      <w:r>
+        <w:rPr>
+          <w:position w:val="-14"/>
+        </w:rPr>
+        <w:object w:dxaOrig="4400" w:dyaOrig="400" w14:anchorId="1FB0B466">
+          <v:shape id="_x0000_i1051" type="#_x0000_t75" style="width:220.1pt;height:20.05pt" o:ole="">
+            <v:imagedata r:id="rId38" o:title=""/>
+          </v:shape>
+          <o:OLEObject Type="Embed" ProgID="Equation.DSMT4" ShapeID="_x0000_i1051" DrawAspect="Content" ObjectID="_1837848776" r:id="rId39"/>
+        </w:object>
+      </w:r>
+    </w:p>
+    <w:p>
+      <w:pPr>
+        <w:pStyle w:val="a9"/>
+        <w:ind w:left="2037" w:firstLine="63"/>
+      </w:pPr>
+      <w:r>
+        <w:rPr>
+          <w:position w:val="-30"/>
+        </w:rPr>
+        <w:object w:dxaOrig="3879" w:dyaOrig="560" w14:anchorId="7CF8AF02">
+          <v:shape id="_x0000_i1085" type="#_x0000_t75" style="width:194.15pt;height:27.8pt" o:ole="">
+            <v:imagedata r:id="rId40" o:title=""/>
+          </v:shape>
+          <o:OLEObject Type="Embed" ProgID="Equation.DSMT4" ShapeID="_x0000_i1085" DrawAspect="Content" ObjectID="_1837848777" r:id="rId41"/>
+        </w:object>
+      </w:r>
+    </w:p>
+    <w:p>
+      <w:pPr>
+        <w:pStyle w:val="a9"/>
+        <w:ind w:left="2037" w:firstLine="63"/>
+      </w:pPr>
+      <w:r>
+        <w:rPr>
+          <w:position w:val="-30"/>
+        </w:rPr>
+        <w:object w:dxaOrig="4380" w:dyaOrig="560" w14:anchorId="7DFA3496">
+          <v:shape id="_x0000_i1088" type="#_x0000_t75" style="width:219.2pt;height:27.8pt" o:ole="">
+            <v:imagedata r:id="rId42" o:title=""/>
+          </v:shape>
+          <o:OLEObject Type="Embed" ProgID="Equation.DSMT4" ShapeID="_x0000_i1088" DrawAspect="Content" ObjectID="_1837848778" r:id="rId43"/>
+        </w:object>
+      </w:r>
+    </w:p>
+    <w:p>
+      <w:pPr>
+        <w:pStyle w:val="a9"/>
+        <w:ind w:left="2037" w:firstLine="63"/>
+        <w:rPr>
+          <w:rFonts w:hint="eastAsia"/>
+        </w:rPr>
+      </w:pPr>
+    </w:p>
+    <w:p>
+      <w:pPr>
+        <w:pStyle w:val="a9"/>
+        <w:ind w:left="2037" w:firstLine="63"/>
+        <w:rPr>
+          <w:rFonts w:hint="eastAsia"/>
+        </w:rPr>
+      </w:pPr>
+      <w:r>
+        <w:rPr>
+          <w:position w:val="-14"/>
+        </w:rPr>
+        <w:object w:dxaOrig="5000" w:dyaOrig="400" w14:anchorId="4D0C6C13">
+          <v:shape id="_x0000_i1064" type="#_x0000_t75" style="width:250.2pt;height:20.05pt" o:ole="">
+            <v:imagedata r:id="rId44" o:title=""/>
+          </v:shape>
+          <o:OLEObject Type="Embed" ProgID="Equation.DSMT4" ShapeID="_x0000_i1064" DrawAspect="Content" ObjectID="_1837848779" r:id="rId45"/>
+        </w:object>
+      </w:r>
+    </w:p>
+    <w:p>
+      <w:pPr>
+        <w:pStyle w:val="a9"/>
+        <w:ind w:left="2037" w:firstLine="63"/>
+      </w:pPr>
+      <w:r>
+        <w:rPr>
+          <w:position w:val="-30"/>
+        </w:rPr>
+        <w:object w:dxaOrig="4459" w:dyaOrig="560" w14:anchorId="0A60D8B1">
+          <v:shape id="_x0000_i1096" type="#_x0000_t75" style="width:222.85pt;height:27.8pt" o:ole="">
+            <v:imagedata r:id="rId46" o:title=""/>
+          </v:shape>
+          <o:OLEObject Type="Embed" ProgID="Equation.DSMT4" ShapeID="_x0000_i1096" DrawAspect="Content" ObjectID="_1837848780" r:id="rId47"/>
+        </w:object>
+      </w:r>
+    </w:p>
+    <w:p>
+      <w:pPr>
+        <w:pStyle w:val="a9"/>
+        <w:ind w:left="2037" w:firstLine="63"/>
+      </w:pPr>
+      <w:r>
+        <w:rPr>
+          <w:position w:val="-30"/>
+        </w:rPr>
+        <w:object w:dxaOrig="5060" w:dyaOrig="720" w14:anchorId="5DC7BB68">
+          <v:shape id="_x0000_i1098" type="#_x0000_t75" style="width:252.9pt;height:36pt" o:ole="">
+            <v:imagedata r:id="rId48" o:title=""/>
+          </v:shape>
+          <o:OLEObject Type="Embed" ProgID="Equation.DSMT4" ShapeID="_x0000_i1098" DrawAspect="Content" ObjectID="_1837848781" r:id="rId49"/>
+        </w:object>
+      </w:r>
+    </w:p>
+    <w:p>
+      <w:pPr>
+        <w:rPr>
+          <w:rFonts w:hint="eastAsia"/>
+        </w:rPr>
+      </w:pPr>
+      <w:r>
+        <w:rPr>
+          <w:rFonts w:hint="eastAsia"/>
+        </w:rPr>
+        <w:t>(</w:t>
+      </w:r>
+      <w:r>
+        <w:rPr>
+          <w:rFonts w:hint="eastAsia"/>
+          <w:color w:val="C00000"/>
+        </w:rPr>
+        <w:t>注：</w:t>
+      </w:r>
+      <w:r>
+        <w:rPr>
+          <w:rFonts w:hint="eastAsia"/>
+        </w:rPr>
+        <w:t>这里</w:t>
+      </w:r>
+      <w:r>
+        <w:rPr>
+          <w:rFonts w:hint="eastAsia"/>
+        </w:rPr>
+        <w:t xml:space="preserve">state value </w:t>
+      </w:r>
+      <w:r>
+        <w:rPr>
+          <w:rFonts w:hint="eastAsia"/>
+        </w:rPr>
+        <w:t>有一个很有意思的地方，就是他的公式右边有</w:t>
+      </w:r>
+      <w:r>
+        <w:rPr>
+          <w:rFonts w:hint="eastAsia"/>
+        </w:rPr>
+        <w:t>a,</w:t>
+      </w:r>
+      <w:r>
+        <w:rPr>
+          <w:rFonts w:hint="eastAsia"/>
+        </w:rPr>
+        <w:t>这是因为在最优下必定要选动作！！，原来的</w:t>
+      </w:r>
+      <w:r>
+        <w:rPr>
+          <w:rFonts w:hint="eastAsia"/>
+        </w:rPr>
+        <w:t>bellman equation</w:t>
+      </w:r>
+      <w:r>
+        <w:rPr>
+          <w:rFonts w:hint="eastAsia"/>
+        </w:rPr>
+        <w:t>没有</w:t>
+      </w:r>
+      <w:r>
+        <w:rPr>
+          <w:rFonts w:hint="eastAsia"/>
+        </w:rPr>
+        <w:t>a,</w:t>
+      </w:r>
+      <w:r>
+        <w:rPr>
+          <w:rFonts w:hint="eastAsia"/>
+        </w:rPr>
+        <w:t>因为他取得时平均</w:t>
+      </w:r>
+      <w:r>
+        <w:rPr>
+          <w:rFonts w:hint="eastAsia"/>
+        </w:rPr>
+        <w:t>)</w:t>
+      </w:r>
+    </w:p>
+    <w:p>
+      <w:r>
+        <w:rPr>
+          <w:rFonts w:hint="eastAsia"/>
+        </w:rPr>
+        <w:t>补充：</w:t>
+      </w:r>
+    </w:p>
+    <w:p>
+      <w:r>
+        <w:rPr>
+          <w:position w:val="-28"/>
+        </w:rPr>
+        <w:object w:dxaOrig="3420" w:dyaOrig="540" w14:anchorId="60FCAD11">
+          <v:shape id="_x0000_i1077" type="#_x0000_t75" style="width:170.9pt;height:26.9pt" o:ole="">
+            <v:imagedata r:id="rId50" o:title=""/>
+          </v:shape>
+          <o:OLEObject Type="Embed" ProgID="Equation.DSMT4" ShapeID="_x0000_i1077" DrawAspect="Content" ObjectID="_1837848782" r:id="rId51"/>
+        </w:object>
+      </w:r>
+    </w:p>
+    <w:p>
+      <w:r>
+        <w:rPr>
+          <w:rFonts w:hint="eastAsia"/>
+        </w:rPr>
+        <w:t>书本中是选最优的策略，但其实他在后面做了一个</w:t>
+      </w:r>
+      <w:r>
+        <w:t>greedy</w:t>
+      </w:r>
+      <w:r>
+        <w:rPr>
+          <w:rFonts w:hint="eastAsia"/>
+        </w:rPr>
+        <w:t xml:space="preserve"> </w:t>
+      </w:r>
+      <w:r>
+        <w:t>optimal policy</w:t>
+      </w:r>
+      <w:r>
+        <w:rPr>
+          <w:rFonts w:hint="eastAsia"/>
+        </w:rPr>
+        <w:t>，即在每个状态</w:t>
+      </w:r>
+      <w:r>
+        <w:rPr>
+          <w:rFonts w:hint="eastAsia"/>
+        </w:rPr>
+        <w:t>action value</w:t>
+      </w:r>
+      <w:r>
+        <w:rPr>
+          <w:rFonts w:hint="eastAsia"/>
+        </w:rPr>
+        <w:t>最大的</w:t>
+      </w:r>
+      <w:r>
+        <w:rPr>
+          <w:rFonts w:hint="eastAsia"/>
+        </w:rPr>
+        <w:t>action</w:t>
+      </w:r>
+      <w:r>
+        <w:rPr>
+          <w:rFonts w:hint="eastAsia"/>
+        </w:rPr>
+        <w:t>将其</w:t>
+      </w:r>
+      <w:r>
+        <w:rPr>
+          <w:rFonts w:hint="eastAsia"/>
+        </w:rPr>
+        <w:t>policy probability</w:t>
+      </w:r>
+      <w:r>
+        <w:rPr>
+          <w:rFonts w:hint="eastAsia"/>
+        </w:rPr>
+        <w:t>直接置为</w:t>
+      </w:r>
+      <w:r>
+        <w:rPr>
+          <w:rFonts w:hint="eastAsia"/>
+        </w:rPr>
+        <w:t>1</w:t>
+      </w:r>
+      <w:r>
+        <w:rPr>
+          <w:rFonts w:hint="eastAsia"/>
+        </w:rPr>
+        <w:t>，等价于</w:t>
+      </w:r>
+    </w:p>
+    <w:p>
+      <w:pPr>
+        <w:rPr>
+          <w:rFonts w:hint="eastAsia"/>
+        </w:rPr>
+      </w:pPr>
+      <w:r>
+        <w:rPr>
+          <w:position w:val="-12"/>
+        </w:rPr>
+        <w:object w:dxaOrig="2020" w:dyaOrig="360" w14:anchorId="33CC3AC6">
+          <v:shape id="_x0000_i1080" type="#_x0000_t75" style="width:101.15pt;height:18.25pt" o:ole="">
+            <v:imagedata r:id="rId52" o:title=""/>
+          </v:shape>
+          <o:OLEObject Type="Embed" ProgID="Equation.DSMT4" ShapeID="_x0000_i1080" DrawAspect="Content" ObjectID="_1837848783" r:id="rId53"/>
+        </w:object>
+      </w:r>
+    </w:p>
+    <w:p>
+      <w:pPr>
+        <w:pStyle w:val="a9"/>
+        <w:numPr>
+          <w:ilvl w:val="0"/>
+          <w:numId w:val="1"/>
+        </w:numPr>
+        <w:ind w:left="357" w:hanging="357"/>
+        <w:outlineLvl w:val="0"/>
+      </w:pPr>
+      <w:r>
+        <w:rPr>
+          <w:rFonts w:hint="eastAsia"/>
+        </w:rPr>
+        <w:t>现在我们学习的</w:t>
+      </w:r>
+      <w:r>
+        <w:rPr>
+          <w:rFonts w:hint="eastAsia"/>
+        </w:rPr>
+        <w:t xml:space="preserve">model free </w:t>
+      </w:r>
+      <w:r>
+        <w:rPr>
+          <w:rFonts w:hint="eastAsia"/>
+        </w:rPr>
+        <w:t>中去更新策略的方法都是基于先</w:t>
+      </w:r>
+      <w:r>
+        <w:rPr>
+          <w:rFonts w:hint="eastAsia"/>
+        </w:rPr>
+        <w:t>policy evaluation</w:t>
+      </w:r>
+      <w:r>
+        <w:rPr>
+          <w:rFonts w:hint="eastAsia"/>
+        </w:rPr>
+        <w:t>再进行</w:t>
+      </w:r>
+      <w:r>
+        <w:rPr>
+          <w:rFonts w:hint="eastAsia"/>
+        </w:rPr>
+        <w:t>policy improvement</w:t>
+      </w:r>
+      <w:r>
+        <w:rPr>
+          <w:rFonts w:hint="eastAsia"/>
+        </w:rPr>
+        <w:t>的，</w:t>
+      </w:r>
+      <w:r>
+        <w:rPr>
+          <w:rFonts w:hint="eastAsia"/>
+        </w:rPr>
+        <w:t>基于</w:t>
+      </w:r>
+    </w:p>
+    <w:p>
+      <w:r>
+        <w:rPr>
+          <w:noProof/>
+        </w:rPr>
+        <w:lastRenderedPageBreak/>
+        <w:drawing>
+          <wp:inline distT="0" distB="0" distL="0" distR="0" wp14:anchorId="45BF6914" wp14:editId="5AF6056C">
+            <wp:extent cx="5731510" cy="4250690"/>
+            <wp:effectExtent l="0" t="0" r="2540" b="0"/>
+            <wp:docPr id="149959061" name="图片 1"/>
+            <wp:cNvGraphicFramePr>
+              <a:graphicFrameLocks xmlns:a="http://schemas.openxmlformats.org/drawingml/2006/main" noChangeAspect="1"/>
+            </wp:cNvGraphicFramePr>
+            <a:graphic xmlns:a="http://schemas.openxmlformats.org/drawingml/2006/main">
+              <a:graphicData uri="http://schemas.openxmlformats.org/drawingml/2006/picture">
+                <pic:pic xmlns:pic="http://schemas.openxmlformats.org/drawingml/2006/picture">
+                  <pic:nvPicPr>
+                    <pic:cNvPr id="149959061" name=""/>
+                    <pic:cNvPicPr/>
+                  </pic:nvPicPr>
+                  <pic:blipFill>
+                    <a:blip r:embed="rId54"/>
+                    <a:stretch>
+                      <a:fillRect/>
+                    </a:stretch>
+                  </pic:blipFill>
+                  <pic:spPr>
+                    <a:xfrm>
+                      <a:off x="0" y="0"/>
+                      <a:ext cx="5731510" cy="4250690"/>
+                    </a:xfrm>
+                    <a:prstGeom prst="rect">
+                      <a:avLst/>
+                    </a:prstGeom>
+                  </pic:spPr>
+                </pic:pic>
+              </a:graphicData>
+            </a:graphic>
+          </wp:inline>
+        </w:drawing>
+      </w:r>
+    </w:p>
+    <w:p>
+      <w:r>
+        <w:rPr>
+          <w:rFonts w:hint="eastAsia"/>
+        </w:rPr>
+        <w:t>(</w:t>
+      </w:r>
+      <w:r>
+        <w:rPr>
+          <w:rFonts w:hint="eastAsia"/>
+          <w:color w:val="C00000"/>
+        </w:rPr>
+        <w:t>杂记：</w:t>
+      </w:r>
+      <w:r>
+        <w:rPr>
+          <w:rFonts w:hint="eastAsia"/>
+        </w:rPr>
+        <w:t>我是如何通过</w:t>
+      </w:r>
+      <w:r>
+        <w:rPr>
+          <w:rFonts w:hint="eastAsia"/>
+        </w:rPr>
+        <w:t>policy</w:t>
+      </w:r>
+      <w:r>
+        <w:rPr>
+          <w:rFonts w:hint="eastAsia"/>
+        </w:rPr>
+        <w:t>去生成</w:t>
+      </w:r>
+      <w:r>
+        <w:rPr>
+          <w:rFonts w:hint="eastAsia"/>
+        </w:rPr>
+        <w:t>experience</w:t>
+      </w:r>
+      <w:r>
+        <w:rPr>
+          <w:rFonts w:hint="eastAsia"/>
+        </w:rPr>
+        <w:t>的？？首先</w:t>
+      </w:r>
+      <w:r>
+        <w:rPr>
+          <w:rFonts w:hint="eastAsia"/>
+        </w:rPr>
+        <w:t>policy</w:t>
+      </w:r>
+      <w:r>
+        <w:rPr>
+          <w:rFonts w:hint="eastAsia"/>
+        </w:rPr>
+        <w:t>只能去选取动作，然后</w:t>
+      </w:r>
+      <w:r>
+        <w:rPr>
+          <w:rFonts w:hint="eastAsia"/>
+        </w:rPr>
+        <w:t>agent</w:t>
+      </w:r>
+      <w:r>
+        <w:rPr>
+          <w:rFonts w:hint="eastAsia"/>
+        </w:rPr>
+        <w:t>通过</w:t>
+      </w:r>
+      <w:r>
+        <w:rPr>
+          <w:rFonts w:hint="eastAsia"/>
+        </w:rPr>
+        <w:t>action</w:t>
+      </w:r>
+      <w:r>
+        <w:rPr>
+          <w:rFonts w:hint="eastAsia"/>
+        </w:rPr>
+        <w:t>与环境交互，得到了</w:t>
+      </w:r>
+      <w:r>
+        <w:rPr>
+          <w:rFonts w:hint="eastAsia"/>
+        </w:rPr>
+        <w:t>reward</w:t>
+      </w:r>
+      <w:r>
+        <w:rPr>
+          <w:rFonts w:hint="eastAsia"/>
+        </w:rPr>
+        <w:t>与下一步</w:t>
+      </w:r>
+      <w:r>
+        <w:rPr>
+          <w:rFonts w:hint="eastAsia"/>
+        </w:rPr>
+        <w:t>state,</w:t>
+      </w:r>
+      <w:r>
+        <w:rPr>
+          <w:rFonts w:hint="eastAsia"/>
+        </w:rPr>
+        <w:t>重复就是得到了许多数据</w:t>
+      </w:r>
+      <w:r>
+        <w:rPr>
+          <w:rFonts w:hint="eastAsia"/>
+        </w:rPr>
+        <w:t>)</w:t>
+      </w:r>
+    </w:p>
+    <w:p/>
+    <w:p/>
+    <w:p>
+      <w:r>
+        <w:rPr>
+          <w:rFonts w:hint="eastAsia"/>
+        </w:rPr>
+        <w:t>我现在有个疑问，</w:t>
+      </w:r>
+      <w:r>
+        <w:rPr>
+          <w:rFonts w:hint="eastAsia"/>
+        </w:rPr>
+        <w:t xml:space="preserve">iteration </w:t>
+      </w:r>
+      <w:r>
+        <w:rPr>
+          <w:rFonts w:hint="eastAsia"/>
+        </w:rPr>
+        <w:t>算法不是用于求解</w:t>
+      </w:r>
+      <w:r>
+        <w:rPr>
+          <w:rFonts w:hint="eastAsia"/>
+        </w:rPr>
+        <w:t>bellman equation</w:t>
+      </w:r>
+      <w:r>
+        <w:rPr>
+          <w:rFonts w:hint="eastAsia"/>
+        </w:rPr>
+        <w:t>的吗？？</w:t>
+      </w:r>
+    </w:p>
+    <w:p/>
+    <w:p/>
+    <w:p/>
+    <w:p>
+      <w:r>
+        <w:rPr>
+          <w:noProof/>
+        </w:rPr>
+        <w:lastRenderedPageBreak/>
+        <w:drawing>
+          <wp:inline distT="0" distB="0" distL="0" distR="0" wp14:anchorId="162C7F48" wp14:editId="76103A4A">
+            <wp:extent cx="5731510" cy="4290060"/>
+            <wp:effectExtent l="0" t="0" r="2540" b="0"/>
+            <wp:docPr id="39881538" name="图片 1"/>
+            <wp:cNvGraphicFramePr>
+              <a:graphicFrameLocks xmlns:a="http://schemas.openxmlformats.org/drawingml/2006/main" noChangeAspect="1"/>
+            </wp:cNvGraphicFramePr>
+            <a:graphic xmlns:a="http://schemas.openxmlformats.org/drawingml/2006/main">
+              <a:graphicData uri="http://schemas.openxmlformats.org/drawingml/2006/picture">
+                <pic:pic xmlns:pic="http://schemas.openxmlformats.org/drawingml/2006/picture">
+                  <pic:nvPicPr>
+                    <pic:cNvPr id="39881538" name=""/>
+                    <pic:cNvPicPr/>
+                  </pic:nvPicPr>
+                  <pic:blipFill>
+                    <a:blip r:embed="rId55"/>
+                    <a:stretch>
+                      <a:fillRect/>
+                    </a:stretch>
+                  </pic:blipFill>
+                  <pic:spPr>
+                    <a:xfrm>
+                      <a:off x="0" y="0"/>
+                      <a:ext cx="5731510" cy="4290060"/>
+                    </a:xfrm>
+                    <a:prstGeom prst="rect">
+                      <a:avLst/>
+                    </a:prstGeom>
+                  </pic:spPr>
+                </pic:pic>
+              </a:graphicData>
+            </a:graphic>
+          </wp:inline>
+        </w:drawing>
+      </w:r>
+    </w:p>
+    <w:p/>
+    <w:p>
+      <w:pPr>
+        <w:rPr>
+          <w:rFonts w:hint="eastAsia"/>
+        </w:rPr>
+      </w:pPr>
+      <w:r>
+        <w:rPr>
+          <w:noProof/>
+        </w:rPr>
+        <w:lastRenderedPageBreak/>
+        <w:drawing>
+          <wp:inline distT="0" distB="0" distL="0" distR="0" wp14:anchorId="3E4CB0B9" wp14:editId="0C1FCF0F">
+            <wp:extent cx="5731510" cy="4271010"/>
+            <wp:effectExtent l="0" t="0" r="2540" b="0"/>
+            <wp:docPr id="1500302155" name="图片 1"/>
+            <wp:cNvGraphicFramePr>
+              <a:graphicFrameLocks xmlns:a="http://schemas.openxmlformats.org/drawingml/2006/main" noChangeAspect="1"/>
+            </wp:cNvGraphicFramePr>
+            <a:graphic xmlns:a="http://schemas.openxmlformats.org/drawingml/2006/main">
+              <a:graphicData uri="http://schemas.openxmlformats.org/drawingml/2006/picture">
+                <pic:pic xmlns:pic="http://schemas.openxmlformats.org/drawingml/2006/picture">
+                  <pic:nvPicPr>
+                    <pic:cNvPr id="1500302155" name=""/>
+                    <pic:cNvPicPr/>
+                  </pic:nvPicPr>
+                  <pic:blipFill>
+                    <a:blip r:embed="rId56"/>
+                    <a:stretch>
+                      <a:fillRect/>
+                    </a:stretch>
+                  </pic:blipFill>
+                  <pic:spPr>
+                    <a:xfrm>
+                      <a:off x="0" y="0"/>
+                      <a:ext cx="5731510" cy="4271010"/>
+                    </a:xfrm>
+                    <a:prstGeom prst="rect">
+                      <a:avLst/>
+                    </a:prstGeom>
+                  </pic:spPr>
+                </pic:pic>
+              </a:graphicData>
+            </a:graphic>
+          </wp:inline>
+        </w:drawing>
+      </w:r>
+    </w:p>
+    <w:p>
+      <w:pPr>
+        <w:rPr>
+          <w:rFonts w:hint="eastAsia"/>
+        </w:rPr>
+      </w:pPr>
     </w:p>
     <w:p/>
     <w:p/>
@@ -1858,15 +2664,6 @@
     <w:p/>
     <w:p/>
     <w:p/>
-    <w:p/>
-    <w:p/>
-    <w:p>
-      <w:pPr>
-        <w:rPr>
-          <w:rFonts w:hint="eastAsia"/>
-        </w:rPr>
-      </w:pPr>
-    </w:p>
     <w:sectPr>
       <w:pgSz w:w="11906" w:h="16838"/>
       <w:pgMar w:top="1440" w:right="1440" w:bottom="1440" w:left="1440" w:header="720" w:footer="720" w:gutter="0"/>
@@ -1939,7 +2736,7 @@
       <w:lvlText w:val="%1."/>
       <w:lvlJc w:val="left"/>
       <w:pPr>
-        <w:ind w:left="360" w:hanging="360"/>
+        <w:ind w:left="502" w:hanging="360"/>
       </w:pPr>
       <w:rPr>
         <w:rFonts w:hint="default"/>
@@ -2630,7 +3427,6 @@
   <w:style w:type="character" w:default="1" w:styleId="a0">
     <w:name w:val="Default Paragraph Font"/>
     <w:uiPriority w:val="1"/>
-    <w:semiHidden/>
     <w:unhideWhenUsed/>
   </w:style>
   <w:style w:type="table" w:default="1" w:styleId="a1">
